--- a/examples/filter/doc/01-no-filter.docx
+++ b/examples/filter/doc/01-no-filter.docx
@@ -877,7 +877,7 @@
               <a:graphicData uri="http://schemas.openxmlformats.org/drawingml/2006/picture">
                 <pic:pic>
                   <pic:nvPicPr>
-                    <pic:cNvPr descr="/home/gpca/tspredit/examples/filter/doc/01-no-filter_files/764579de28165803f0b4a0addea31a5f46e8df7b.png" id="11" name="Picture"/>
+                    <pic:cNvPr descr="C:\Git\cefet-rj-dal\tspredit\examples\filter\doc\01-no-filter_files/4606cfc6871515172a86cf4b92d1ddad09172ff7.png" id="11" name="Picture"/>
                     <pic:cNvPicPr>
                       <a:picLocks noChangeArrowheads="1" noChangeAspect="1"/>
                     </pic:cNvPicPr>
@@ -1201,7 +1201,7 @@
               <a:graphicData uri="http://schemas.openxmlformats.org/drawingml/2006/picture">
                 <pic:pic>
                   <pic:nvPicPr>
-                    <pic:cNvPr descr="/home/gpca/tspredit/examples/filter/doc/01-no-filter_files/d04285987b625f0d97734b27cde61863afe2563d.png" id="14" name="Picture"/>
+                    <pic:cNvPr descr="C:\Git\cefet-rj-dal\tspredit\examples\filter\doc\01-no-filter_files/d81e1a2be78bcaeb10a3acdd04b3ed80ad09a097.png" id="14" name="Picture"/>
                     <pic:cNvPicPr>
                       <a:picLocks noChangeArrowheads="1" noChangeAspect="1"/>
                     </pic:cNvPicPr>

--- a/examples/filter/doc/01-no-filter.docx
+++ b/examples/filter/doc/01-no-filter.docx
@@ -877,7 +877,7 @@
               <a:graphicData uri="http://schemas.openxmlformats.org/drawingml/2006/picture">
                 <pic:pic>
                   <pic:nvPicPr>
-                    <pic:cNvPr descr="C:\Git\cefet-rj-dal\tspredit\examples\filter\doc\01-no-filter_files/4606cfc6871515172a86cf4b92d1ddad09172ff7.png" id="11" name="Picture"/>
+                    <pic:cNvPr descr="C:\Git\dal\tspredit\examples\filter\doc\01-no-filter_files/4606cfc6871515172a86cf4b92d1ddad09172ff7.png" id="11" name="Picture"/>
                     <pic:cNvPicPr>
                       <a:picLocks noChangeArrowheads="1" noChangeAspect="1"/>
                     </pic:cNvPicPr>
@@ -1201,7 +1201,7 @@
               <a:graphicData uri="http://schemas.openxmlformats.org/drawingml/2006/picture">
                 <pic:pic>
                   <pic:nvPicPr>
-                    <pic:cNvPr descr="C:\Git\cefet-rj-dal\tspredit\examples\filter\doc\01-no-filter_files/d81e1a2be78bcaeb10a3acdd04b3ed80ad09a097.png" id="14" name="Picture"/>
+                    <pic:cNvPr descr="C:\Git\dal\tspredit\examples\filter\doc\01-no-filter_files/d81e1a2be78bcaeb10a3acdd04b3ed80ad09a097.png" id="14" name="Picture"/>
                     <pic:cNvPicPr>
                       <a:picLocks noChangeArrowheads="1" noChangeAspect="1"/>
                     </pic:cNvPicPr>

--- a/examples/filter/doc/01-no-filter.docx
+++ b/examples/filter/doc/01-no-filter.docx
@@ -877,7 +877,7 @@
               <a:graphicData uri="http://schemas.openxmlformats.org/drawingml/2006/picture">
                 <pic:pic>
                   <pic:nvPicPr>
-                    <pic:cNvPr descr="C:\Git\dal\tspredit\examples\filter\doc\01-no-filter_files/4606cfc6871515172a86cf4b92d1ddad09172ff7.png" id="11" name="Picture"/>
+                    <pic:cNvPr descr="/home/gpca/tspredit/examples/filter/doc/01-no-filter_files/764579de28165803f0b4a0addea31a5f46e8df7b.png" id="11" name="Picture"/>
                     <pic:cNvPicPr>
                       <a:picLocks noChangeArrowheads="1" noChangeAspect="1"/>
                     </pic:cNvPicPr>
@@ -1201,7 +1201,7 @@
               <a:graphicData uri="http://schemas.openxmlformats.org/drawingml/2006/picture">
                 <pic:pic>
                   <pic:nvPicPr>
-                    <pic:cNvPr descr="C:\Git\dal\tspredit\examples\filter\doc\01-no-filter_files/d81e1a2be78bcaeb10a3acdd04b3ed80ad09a097.png" id="14" name="Picture"/>
+                    <pic:cNvPr descr="/home/gpca/tspredit/examples/filter/doc/01-no-filter_files/d04285987b625f0d97734b27cde61863afe2563d.png" id="14" name="Picture"/>
                     <pic:cNvPicPr>
                       <a:picLocks noChangeArrowheads="1" noChangeAspect="1"/>
                     </pic:cNvPicPr>
